--- a/example_articles/states/Massachusetts/5.states_Massachusetts_Other_publisher.docx
+++ b/example_articles/states/Massachusetts/5.states_Massachusetts_Other_publisher.docx
@@ -29,17 +29,17 @@
     </w:p>
     <w:p>
       <w:r>
-        <w:t>Source File: Other publishers/Files (500) (29).DOCX</w:t>
+        <w:t>Source file: Other publishers/Files (500) (29).DOCX</w:t>
       </w:r>
     </w:p>
     <w:p>
       <w:r>
-        <w:t>Raw locations result: ['Massachusetts']</w:t>
+        <w:t>Raw locations result, 'locations': ['Massachusetts']</w:t>
       </w:r>
     </w:p>
     <w:p>
       <w:r>
-        <w:t>states_stand_flat (Standardized): Massachusetts</w:t>
+        <w:t>Standardized locations result, 'states_stand_flat': Massachusetts</w:t>
       </w:r>
     </w:p>
     <w:p>

--- a/example_articles/states/Massachusetts/5.states_Massachusetts_Other_publisher.docx
+++ b/example_articles/states/Massachusetts/5.states_Massachusetts_Other_publisher.docx
@@ -7,9 +7,7 @@
         <w:pStyle w:val="Heading1"/>
       </w:pPr>
       <w:r>
-        <w:t>YUPPIES DISCOVERING STOCK CAR RACING;</w:t>
-        <w:br/>
-        <w:t>'The ultimate gladiatorial challenge'</w:t>
+        <w:t>'Camelot couple' lived an illusion</w:t>
       </w:r>
     </w:p>
     <w:p>
@@ -19,17 +17,17 @@
     </w:p>
     <w:p>
       <w:r>
-        <w:t>Date: 1990-06-22</w:t>
+        <w:t>Date: 1990-01-10</w:t>
       </w:r>
     </w:p>
     <w:p>
       <w:r>
-        <w:t>Section: NEWS; Pg. 1A; Cover Story</w:t>
+        <w:t>Section: NEWS; Pg. 3A</w:t>
       </w:r>
     </w:p>
     <w:p>
       <w:r>
-        <w:t>Source file: Other publishers/Files (500) (29).DOCX</w:t>
+        <w:t>Source file: Other publishers/Files (500) (23).DOCX</w:t>
       </w:r>
     </w:p>
     <w:p>
@@ -51,81 +49,47 @@
     </w:p>
     <w:p>
       <w:r>
-        <w:t>Donald Haygood is worlds away from the air-conditioned hum of his Yonkers, N.Y., travel agency.</w:t>
+        <w:t>Charles Stuart lies cold and quiet in Woodlawn Cemetery's Plot 1445, but almost no one is willing to let him or the murder of his pregnant wife Carol lie in peace.</w:t>
         <w:br/>
-        <w:t>Thirty-seven stock cars shriek past his $ 150 box seats here at Pocono International Raceway. The air, once thick with the scent of pine, is heavy with a pungent blend of burnt oil, rubber and fuel.</w:t>
+        <w:t>The shooting of Stuart's wife, his earlier tale that a black assailant was to blame, then his leap last Thursday off the Tobin Bridge after his brother made him the top suspect in his wife's murder has captivated a nation hungry for missing pieces of the sordid puzzle.</w:t>
         <w:br/>
-        <w:t>Haygood, 50, sips orange juice and smiles. ''The excitement, noise and personalities of stock car racing are fantastic. I watched the basketball playoffs, but you had to wait days to see who won. This is instant.''</w:t>
+        <w:t>''I think all the answers went down in the Mystic River'' where Charles Stuart died, said Kathy King, a neighbor.</w:t>
         <w:br/>
-        <w:t>Haygood represents the new breed of stock car fan - white-collar professionals, men and women alike - heeding stock car racing's deafening call in increasing numbers.</w:t>
+        <w:t>What is it about the case that ''tugged at every emotion,'' as Joyce Brothers puts it?</w:t>
         <w:br/>
-        <w:t>''Our fans are not just a bunch of good ol' boys,'' says Kevin Camp, marketing director for NASCAR, the sport's governing body.</w:t>
+        <w:t>''It has all the elements,'' Brothers said, ''murder, romantic entanglements, money, mystery.'' And anger.</w:t>
         <w:br/>
-        <w:t>NASCAR spectator demographics show that among today's fans:</w:t>
+        <w:t>''People are very angry that their emotions were manipulated. People very much resent being made a fool of.''</w:t>
         <w:br/>
-        <w:t>- 21% are professionals.</w:t>
+        <w:t>After Charles used his car phone to beg for help during the shooting, the story seemed a tragic end for what the media dubbed the ''Camelot couple.''</w:t>
         <w:br/>
-        <w:t>- 38% are women.</w:t>
+        <w:t>''Theoretically,'' said Brothers, ''they were very much in love … coming back from a natural childbirth class - from what was supposed to have been the happiest moment in their lives.''</w:t>
         <w:br/>
-        <w:t>- 64% own their homes.</w:t>
+        <w:t>Now, Carol Stuart's family talks about the mirage of her ''totally happy life.''</w:t>
         <w:br/>
-        <w:t>- 76% earn more than $ 25,000 a year.</w:t>
+        <w:t>''It's unbelievable, we never would have guessed it in a million years,'' said her brother, Carl DiMaiti.</w:t>
         <w:br/>
-        <w:t>Expect their ranks to grow even more: Hollywood is lending its own special cachet to the sport with Tom Cruise's track-set romp, Days of Thunder, which opens Wednesday.</w:t>
+        <w:t>''She was a little Cinderella,'' said Carol Dunn, who worked with Carol Stuart at Suffolk University Law School in 1983. ''She was so bubbly.''</w:t>
         <w:br/>
-        <w:t>Drawn to the sport more for its flash than its history, Haygood and other recent converts stand in contrast to the stock image of Southerners with a passion for brew and the Confederate flag.</w:t>
+        <w:t>Dark-haired and petite, Carol Stuart, 30, worried about her weight and always ate salads. Mostly, Dunn said, ''she worried about other people and took care of them.''</w:t>
         <w:br/>
-        <w:t>The seminal Dixie crew first souped up ''stock'' U.S. cars - boosting engine horsepower and stiffening suspension - in the '40s, hoping to elude the law on moonshine runs. Stock cars remain the people's racing car, because, unlike specialized ''formula'' cars, they're based on showroom models.</w:t>
+        <w:t>Dunn was especially impressed with Carol Stuart's close relationship with her family and then-boyfriend. Charles Stuart, a former altar boy, was as quiet as she was outgoing, says Dunn.</w:t>
         <w:br/>
-        <w:t>That damn-the-odds drive is one of the chief draws to the sport, says Camp. Plus, ''races are now held all over the West and Northeast. Attendance is growing 10% percent a year.</w:t>
+        <w:t>At the couple's slate-blue split-level on Reading's Harvest Street, a wreath with little blue teddy bears still hangs on the door. The light above the front door is on.</w:t>
         <w:br/>
-        <w:t>''We've not reached our peak,'' he adds. ''I think in not too many years we'll be the biggest professional sport around. … It's a clean sport that's a true slice of Americana with true American heroes.''</w:t>
+        <w:t>The Revere neighborhood where Charles Stuart grew up is a tight-knit enclave of mostly working-class Irish families. Most have lived there for generations; many are related. Children play in the street while their parents socialize.</w:t>
         <w:br/>
-        <w:t>Television has helped rev up interest. Car-mounted cameras can catch the hulks of rolling thunder running bumper-to-bumper at 190 mph.</w:t>
+        <w:t>''I feel bad for the family, because Charlie (Sr.) and Dot are nice people,'' says King, who lives behind the Stuarts. ''They didn't do anything wrong and they can't even walk out the door.'' Neighbor Joanne Bogus, who has lived two houses down from the Stuarts for 14 years, said the Stuart boys were always together and that neighborhood children ''looked up to Chuckie (Charles Jr.).''</w:t>
         <w:br/>
-        <w:t>CBS airs the sport's legendary clash, the Daytona 500, which this year topped the NBA playoffs in ratings. ESPN, the cable sports channel, currently shows 20 of 29 Winston Cup Series races, up from nine in '85.</w:t>
+        <w:t>King described Charles as the kind of boy who would shovel the snow off an elderly neighbor's steps.  That he could have grown up to be a cold, calculated killer is hard to believe, she said. ''It's really bizarre. This is definitely going to be a movie someday - it's better than the soap operas.''</w:t>
         <w:br/>
-        <w:t>''There's not much we do that does better,'' says ESPN's Dave Nagle, who says his audience consists largely of upscale males. ''Viewership continues to grow.''</w:t>
+        <w:t>''Not once did Chuck Stuart give us any reason to believe he was anything but honest,'' said Jay Kakas, owner of the fur store where Stuart worked. ''If he had, he would have been out of here long ago. Like everyone else, we were duped.''</w:t>
         <w:br/>
-        <w:t>One faithful armchair racer is David Kidd, 36. The Falls Church, Va., magazine art director is slave to the green flag.</w:t>
         <w:br/>
-        <w:t>''I watch religiously. And if I can't, I tape them,'' he says. ''I enjoy watching cars that I recognize going round and round at close to 200 mph. Other forms of racing are so far removed from what I could do. But here you can pretend you're in your dad's T-bird.''</w:t>
+        <w:t>Notes</w:t>
         <w:br/>
-        <w:t>Kidd has yet to attend a big NASCAR race, but plans to visit a local track to take in smaller-scale competition. He won't be alone, says Dick Berggren, editor of Stock Car Racing magazine.</w:t>
         <w:br/>
-        <w:t>''Tracks can't add seats fast enough. People just love seeing others take on the ultimate gladiatorial challenge,'' he says. ''If you win, there are great rewards. And if you lose, you can lose it all. It's everything a sport should be.''</w:t>
-        <w:br/>
-        <w:t>More than sport, racing is spectacle.</w:t>
-        <w:br/>
-        <w:t>From sticker-covered cars (companies pay upwards of $ 200,000 per promotional decal) to character-chocked drivers (cigar-smoking veteran ''King'' Richard Petty is ubiquitous as a car-care product pitchman), those behind the show say there's nothing like being there.</w:t>
-        <w:br/>
-        <w:t>''A strong race attraction is that it brings out a melting pot - working class folks, women, wealthy professionals,'' says Rick Hendrick, a Charlotte, N.C., car dealer and team owner who turned Cruise onto the sport. ''A race is always exciting and competitive. Throw in a little Hollywood and you become a fan.''</w:t>
-        <w:br/>
-        <w:t>Steve Berkebile, 32, made a cross-state trek from Somerset, Pa., to attend the Pocono race, his first. The grin pasted on the construction equipment salesman's face says it was worth braving the crawling traffic leading into the raceway.</w:t>
-        <w:br/>
-        <w:t>''This is damn good entertainment. The speed and noise create an atmosphere that's unparalleled, and a level of excitement you don't get every day,'' he says, watching a pit crew going through its frenzied ballet. ''I like the fact that there's no foreign investment. It's one of the last bastions left untouched.''</w:t>
-        <w:br/>
-        <w:t>In fact, there's no way to be at a stock race and not realize you're in the USA.</w:t>
-        <w:br/>
-        <w:t>Old Glory is everywhere: flown from grandstand poles, draped on campers and flapping in the hands of Miller's ''Six Pack'' Skydiving Team.</w:t>
-        <w:br/>
-        <w:t>Pre-race entertainment includes a military display of bayonet control and Boy Scouts bearing colonial flags. A pin-up girl wishes the fans a good race (rowdy applause) and a youngster recites the Pledge of Allegiance (reverent silence).</w:t>
-        <w:br/>
-        <w:t>And to ensure the afternoon's success, the microphone is handed over to a man of the cloth, who blesses ''the race and our sponsors.'' Finally, 37 gentlemen stuffed in fire-resistant jumpsuits are asked to start their engines.</w:t>
-        <w:br/>
-        <w:t>From a grandstand perch high atop the track, Andre and Esther Icso of Washingtonville, N.Y., both 27, are surprised to find themselves fascinated.</w:t>
-        <w:br/>
-        <w:t>''A partner gave us the tickets. It's nothing like it is on TV,'' says Andre, an engineer whose wife is an architect. ''It's more exciting and incredibly loud. I'm really a big hockey fan, but this is something else.''</w:t>
-        <w:br/>
-        <w:t>Just then, Ester whips her head toward the track. A car that has spun out of control bears in on a crowd gathered near victory lane. They flee the white hulk, whose brakes were lost in a collision. No one is hurt. This driver's day is over.</w:t>
-        <w:br/>
-        <w:t>Ester breathes out, then shakes her head: ''I just can't believe how close together these guys come. It's amazing.'' Both vow to return.</w:t>
-        <w:br/>
-        <w:t>Berkebile, too, plans another stock car road trip soon, this time with his wife. And Haygood says he'll soon make reservations for next year's big Pocono show.</w:t>
-        <w:br/>
-        <w:t>Stock car racing's raw simplicity is the heart of its success, says Carolyn Rudd. Her Charlotte-based Sports Management Group handles corporate racing clients; brother Ricky races for Chevrolet.</w:t>
-        <w:br/>
-        <w:t>''You don't ever want an elitist image. That's what hurts Indy car racing,'' she says. ''The closer you are to dreaming that you could be in that car, the stronger the pull.''</w:t>
+        <w:t>Accompanies; Boston mayor defends manhunt; Gun found; may be from fur shop</w:t>
         <w:br/>
         <w:br/>
         <w:t>Graphic</w:t>
@@ -133,11 +97,11 @@
         <w:br/>
         <w:t xml:space="preserve"> </w:t>
         <w:br/>
-        <w:t>PHOTO; color, Paramount Pictures (Motion Picture Scenes, Days of Thunder, Tom Cruise); PHOTO; color, Larry Ford (Donald Haygood); PHOTO; color, Larry Ford ( Steve Berkebile)</w:t>
+        <w:t>PHOTO; b/w, Mark Garfinkel, AP (Murder Cases, boat and divers); PHOTO; b/w, AP (Murder Cases, Carol Stuart)</w:t>
         <w:br/>
         <w:t xml:space="preserve"> </w:t>
         <w:br/>
-        <w:t>CUTLINE: TOM CRUISE: Stock racing could get a big boost after 'Days of Thunder' opens Wednesday. CUTLINE: DONALD HAYGOOD: 'The excitement, noise and personalities of stock car racing are fantastic.' CUTLINE: STEVE BERKEBILE: 'I like the fact that there's no foreign investment.'</w:t>
+        <w:t>CUTLINE: SEEKING EVIDENCE: A diver hands a container to officials aboard a Boston police boat in the Pines River Tuesday. Police announced they may have found the gun used in the Stuart case. CUTLINE: CAROL STUART: Family described her as a woman with a 'torally happy life.'</w:t>
       </w:r>
     </w:p>
     <w:sectPr>

--- a/example_articles/states/Massachusetts/5.states_Massachusetts_Other_publisher.docx
+++ b/example_articles/states/Massachusetts/5.states_Massachusetts_Other_publisher.docx
@@ -7,7 +7,7 @@
         <w:pStyle w:val="Heading1"/>
       </w:pPr>
       <w:r>
-        <w:t>'Camelot couple' lived an illusion</w:t>
+        <w:t>An uplifting game in tragic 1968</w:t>
       </w:r>
     </w:p>
     <w:p>
@@ -17,17 +17,17 @@
     </w:p>
     <w:p>
       <w:r>
-        <w:t>Date: 1990-01-10</w:t>
+        <w:t>Date: 2018-12-02</w:t>
       </w:r>
     </w:p>
     <w:p>
       <w:r>
-        <w:t>Section: NEWS; Pg. 3A</w:t>
+        <w:t>Section: NATIONAL WEEKLY; Pg. K19</w:t>
       </w:r>
     </w:p>
     <w:p>
       <w:r>
-        <w:t>Source file: Other publishers/Files (500) (23).DOCX</w:t>
+        <w:t>Source file: Other publishers/Files (500) (6).DOCX</w:t>
       </w:r>
     </w:p>
     <w:p>
@@ -49,59 +49,29 @@
     </w:p>
     <w:p>
       <w:r>
-        <w:t>Charles Stuart lies cold and quiet in Woodlawn Cemetery's Plot 1445, but almost no one is willing to let him or the murder of his pregnant wife Carol lie in peace.</w:t>
+        <w:t>When Harvard played Yale on Nov. 23, 1968, in historic old Harvard Stadium, the result certainly was not the greatest football game ever or the most important. But it was, as George Howe Colt writes in this compelling and affectionate account of it, "one of the most unbelievable football games" in the sport's long history. Both teams came into it undefeated and tied for first place in the Ivy League, although Yale, a certifiable powerhouse, was a heavy favorite. Indeed, with 42 seconds remaining and Yale ahead 29-19, the outcome seemed inevitable. Instead, in 42 seconds that no one who was there ever will forget, Harvard miraculously scored 10 points.</w:t>
         <w:br/>
-        <w:t>The shooting of Stuart's wife, his earlier tale that a black assailant was to blame, then his leap last Thursday off the Tobin Bridge after his brother made him the top suspect in his wife's murder has captivated a nation hungry for missing pieces of the sordid puzzle.</w:t>
+        <w:t>I know because I was there. Neither Harvard crimson nor Yale blue courses through my veins - I am an alumnus of the University of North Carolina at Chapel Hill - but I was at Harvard for the academic year 1968-69 on a Nieman Fellowship, awarded each year to a dozen American journalists. I have often thought, though, that the best thing about that year was The Game, as the annual matchup had long been known.</w:t>
         <w:br/>
-        <w:t>''I think all the answers went down in the Mystic River'' where Charles Stuart died, said Kathy King, a neighbor.</w:t>
+        <w:t>Many other half-century anniversaries from 1968 coincide with that one: the assassinations of the Rev. Martin Luther King Jr. and Robert F. Kennedy, the dreadful Democratic National Convention in Chicago and, at Harvard itself, the trashing of Harvard Yard by student radicals and the police bust that routed them. It was a tough year, and Colt places the football game in that context, but as he writes:</w:t>
         <w:br/>
-        <w:t>What is it about the case that ''tugged at every emotion,'' as Joyce Brothers puts it?</w:t>
+        <w:t>"As time went on, it would be remembered as . . . a rare moment of grace in a tragic and turbulent year. At an intensely polarized time, in which the country seemed irrevocably divided - dove vs. hawk, black vs. white, young vs. old, student vs. administrator, hippie vs. hard hat - the tie between archrivals seemed a kind of truce."</w:t>
         <w:br/>
-        <w:t>''It has all the elements,'' Brothers said, ''murder, romantic entanglements, money, mystery.'' And anger.</w:t>
+        <w:t>That's placing a lot of thematic weight on a game between two schools whose teams were well below the best in the nation, but I think Colt is right. That afternoon was magical at a time when a bit of magic was badly needed. It was played by young men of exceptional decency and determination, as Colt portrays them, most of whom were not WASP aristos of Ivy League cliche but sons of middle-and working-class families for whom Harvard and Yale were the first rungs on the ladder upward.</w:t>
         <w:br/>
-        <w:t>''People are very angry that their emotions were manipulated. People very much resent being made a fool of.''</w:t>
+        <w:t>One by one, Colt portrays them in sympathetic and admiring terms, including Frank Champi, Harvard's second-string quarterback, "a balding, bespectacled young man from the working-class Boston suburb of Everett, [who] was self-conscious and unobtrusive to the point of invisibility."</w:t>
         <w:br/>
-        <w:t>After Charles used his car phone to beg for help during the shooting, the story seemed a tragic end for what the media dubbed the ''Camelot couple.''</w:t>
+        <w:t>But, as Colt then adds, "you didn't notice him - until he threw a pass." Champi's right arm was a cannon, although he "had thrown only twelve passes for the varsity all year" when he was sent onto the field "with five minutes left in the [first] half and Harvard trailing by 22 points." The starting quarterback, George Lalich, couldn't get the team moving early in the second half, so John Yovicsin, Harvard's coach, pulled him in favor of Champi. Champi got off to a slow start, but he came alive, and brought his teammates with him.</w:t>
         <w:br/>
-        <w:t>''Theoretically,'' said Brothers, ''they were very much in love … coming back from a natural childbirth class - from what was supposed to have been the happiest moment in their lives.''</w:t>
+        <w:t>Thus it was that, with no time left on the clock and Harvard down 29-21, Champi hit running back and captain Vic Gatto with a touchdown pass and then hit 6-foot-2 end Pete Varney for the game-tying two-point conversion. Pandemonium reigned, and coming to the end of this terrific book, I felt like cheering all over again.</w:t>
         <w:br/>
-        <w:t>Now, Carol Stuart's family talks about the mirage of her ''totally happy life.''</w:t>
+        <w:t>Yardley was the book critic of The</w:t>
         <w:br/>
-        <w:t>''It's unbelievable, we never would have guessed it in a million years,'' said her brother, Carl DiMaiti.</w:t>
+        <w:t>Washington Post from 1981 to 2014.</w:t>
         <w:br/>
-        <w:t>''She was a little Cinderella,'' said Carol Dunn, who worked with Carol Stuart at Suffolk University Law School in 1983. ''She was so bubbly.''</w:t>
+        <w:t>His own books include a biography of the first great sportswriter, Ring</w:t>
         <w:br/>
-        <w:t>Dark-haired and petite, Carol Stuart, 30, worried about her weight and always ate salads. Mostly, Dunn said, ''she worried about other people and took care of them.''</w:t>
-        <w:br/>
-        <w:t>Dunn was especially impressed with Carol Stuart's close relationship with her family and then-boyfriend. Charles Stuart, a former altar boy, was as quiet as she was outgoing, says Dunn.</w:t>
-        <w:br/>
-        <w:t>At the couple's slate-blue split-level on Reading's Harvest Street, a wreath with little blue teddy bears still hangs on the door. The light above the front door is on.</w:t>
-        <w:br/>
-        <w:t>The Revere neighborhood where Charles Stuart grew up is a tight-knit enclave of mostly working-class Irish families. Most have lived there for generations; many are related. Children play in the street while their parents socialize.</w:t>
-        <w:br/>
-        <w:t>''I feel bad for the family, because Charlie (Sr.) and Dot are nice people,'' says King, who lives behind the Stuarts. ''They didn't do anything wrong and they can't even walk out the door.'' Neighbor Joanne Bogus, who has lived two houses down from the Stuarts for 14 years, said the Stuart boys were always together and that neighborhood children ''looked up to Chuckie (Charles Jr.).''</w:t>
-        <w:br/>
-        <w:t>King described Charles as the kind of boy who would shovel the snow off an elderly neighbor's steps.  That he could have grown up to be a cold, calculated killer is hard to believe, she said. ''It's really bizarre. This is definitely going to be a movie someday - it's better than the soap operas.''</w:t>
-        <w:br/>
-        <w:t>''Not once did Chuck Stuart give us any reason to believe he was anything but honest,'' said Jay Kakas, owner of the fur store where Stuart worked. ''If he had, he would have been out of here long ago. Like everyone else, we were duped.''</w:t>
-        <w:br/>
-        <w:br/>
-        <w:t>Notes</w:t>
-        <w:br/>
-        <w:br/>
-        <w:t>Accompanies; Boston mayor defends manhunt; Gun found; may be from fur shop</w:t>
-        <w:br/>
-        <w:br/>
-        <w:t>Graphic</w:t>
-        <w:br/>
-        <w:br/>
-        <w:t xml:space="preserve"> </w:t>
-        <w:br/>
-        <w:t>PHOTO; b/w, Mark Garfinkel, AP (Murder Cases, boat and divers); PHOTO; b/w, AP (Murder Cases, Carol Stuart)</w:t>
-        <w:br/>
-        <w:t xml:space="preserve"> </w:t>
-        <w:br/>
-        <w:t>CUTLINE: SEEKING EVIDENCE: A diver hands a container to officials aboard a Boston police boat in the Pines River Tuesday. Police announced they may have found the gun used in the Stuart case. CUTLINE: CAROL STUART: Family described her as a woman with a 'torally happy life.'</w:t>
+        <w:t>Lardner.</w:t>
       </w:r>
     </w:p>
     <w:sectPr>
